--- a/rapports/16_02_2026/MAMADOU_DIOP/coh_EQ28_sup_123101000010.docx
+++ b/rapports/16_02_2026/MAMADOU_DIOP/coh_EQ28_sup_123101000010.docx
@@ -25,7 +25,7 @@
         <w:br/>
         <w:t>Grappe: 123101000010</w:t>
         <w:br/>
-        <w:t>Date: 16/02/2026 a 12:40</w:t>
+        <w:t>Date: 16/02/2026 a 12:58</w:t>
       </w:r>
     </w:p>
     <w:p/>

--- a/rapports/16_02_2026/MAMADOU_DIOP/coh_EQ28_sup_123101000010.docx
+++ b/rapports/16_02_2026/MAMADOU_DIOP/coh_EQ28_sup_123101000010.docx
@@ -25,7 +25,7 @@
         <w:br/>
         <w:t>Grappe: 123101000010</w:t>
         <w:br/>
-        <w:t>Date: 16/02/2026 a 12:58</w:t>
+        <w:t>Date: 16/02/2026 a 13:05</w:t>
       </w:r>
     </w:p>
     <w:p/>
@@ -1429,7 +1429,7 @@
         <w:rPr>
           <w:sz w:val="20"/>
         </w:rPr>
-        <w:t>- Attention ! Le prix unitaire d'achat (600 Fcfa) de Oignon frais en Kg (taille unique) est relativement élevé par rapport aux autres prix observés dans cette zone. Prière de corriger ou de confirmer avec le QG. Attention ! Le prix unitaire d'achat (700 Fcfa) de Arachides décortiquées en Kg (taille unique) est relativement élevé par rapport aux autres prix observés dans cette zone. Prière de corriger ou de confirmer avec le QG. Incohérence!! Dans ce ménage, chaque individus consomme par jour 34.05375 Kg  de cereale; Prière de revoir les quantités prises de ces produits.</w:t>
+        <w:t>- Attention ! Le prix unitaire d'achat (700 Fcfa) de Arachides décortiquées en Kg (taille unique) est relativement élevé par rapport aux autres prix observés dans cette zone. Prière de corriger ou de confirmer avec le QG. Incohérence!! Dans ce ménage, chaque individus consomme par jour 54.96893 Kg  de cereale; Prière de revoir les quantités prises de ces produits. Attention ! Le prix unitaire d'achat (350 Fcfa) de Riz importé parfumé en Kg (taille unique) est relativement faible par rapport aux autres prix observés dans cette zone. Prière de corriger ou de confirmer avec le QG.</w:t>
       </w:r>
     </w:p>
     <w:p>
@@ -1471,7 +1471,7 @@
         <w:rPr>
           <w:sz w:val="20"/>
         </w:rPr>
-        <w:t>- Attention ! Antenne parabolique / décodeur a été achété à 25000 Fcfa est relativement élevé par rapport aux autres prix d'achat observés dans cette zone. Prière de corriger ou de confirmer avec le QG.</w:t>
+        <w:t>- Attention ! Antenne parabolique / décodeur a été achété à 25000 Fcfa est relativement élevé par rapport aux autres prix d'achat observés dans cette zone. Prière de corriger ou de confirmer avec le QG. Attention ! Antenne parabolique / décodeur a été revendu à 25000 Fcfa qui est relativement élevé par rapport aux autres prix de revente observés dans cette zone. Prière de corriger ou de confirmer avec le QG.</w:t>
       </w:r>
     </w:p>
     <w:p>
@@ -1895,7 +1895,7 @@
         <w:rPr>
           <w:sz w:val="20"/>
         </w:rPr>
-        <w:t>- Attention ! Le prix unitaire d'achat (600 Fcfa) de Oignon frais en Kg (taille unique) est relativement élevé par rapport aux autres prix observés dans cette zone. Prière de corriger ou de confirmer avec le QG. Avertissement!!! Le ménage a consommé 2 Paquet Petit de Thé en sachet, cette quantité semble anormale pour une consommation des 7 derniers jours.Prière de corriger ou de confirmer avec le QG. Avertissement!! le prix unitaire (125 Fcfa) de Thé en sachet (unité: Paquet) de taille Petit est très faible ou élevé. Prière de corriger ou de confirmer avec le QG. Incohérence!! Dans ce ménage, chaque individus consomme par jour 18.69179 Kg  de cereale; Prière de revoir les quantités prises de ces produits. Incohérence!! Dans ce ménage, chaque individus consomme par jour 18.69179 Kg  de cereale; Prière de revoir les quantités prises de ces produits.</w:t>
+        <w:t>- Avertissement!!! Le ménage a consommé 2 Paquet Petit de Thé en sachet, cette quantité semble anormale pour une consommation des 7 derniers jours.Prière de corriger ou de confirmer avec le QG. Avertissement!! le prix unitaire (125 Fcfa) de Thé en sachet (unité: Paquet) de taille Petit est très faible ou élevé. Prière de corriger ou de confirmer avec le QG. Attention ! Le prix unitaire d'achat (125 Fcfa) de Thé en sachet en Paquet (Petit) est relativement élevé par rapport aux autres prix observés dans cette zone. Prière de corriger ou de confirmer avec le QG. Incohérence!! Dans ce ménage, chaque individus consomme par jour 38.01321 Kg  de cereale; Prière de revoir les quantités prises de ces produits. Incohérence!! Dans ce ménage, chaque individus consomme par jour 38.01321 Kg  de cereale; Prière de revoir les quantités prises de ces produits.</w:t>
       </w:r>
     </w:p>
     <w:p>
@@ -2381,7 +2381,7 @@
         <w:rPr>
           <w:sz w:val="20"/>
         </w:rPr>
-        <w:t>- Attention ! Le prix unitaire d'achat (41.66667 Fcfa) de Piment frais en Pièce (Petit) est relativement faible par rapport aux autres prix observés dans cette zone. Prière de corriger ou de confirmer avec le QG. Attention ! Le prix unitaire d'achat (75 Fcfa) de Cube alimentaire (Maggi, Jumbo, ) en Pièce (Petit) est relativement élevé par rapport aux autres prix observés dans cette zone. Prière de corriger ou de confirmer avec le QG. Avertissement!! La quantité (3.5 litre) du produit Huile de soja  consommée  par le ménage semble très élevé, prière de corriger ou confirmer avec le QG. Avertissement!!! Le ménage a consommé 14 Paquet Tres petit de Thé en sachet, cette quantité semble anormale pour une consommation des 7 derniers jours.Prière de corriger ou de confirmer avec le QG. Avertissement!! le prix unitaire (125 Fcfa) de Thé en sachet (unité: Paquet) de taille Tres petit est très faible ou élevé. Prière de corriger ou de confirmer avec le QG. Incohérence!! Dans ce ménage, chaque individus consomme par jour 22.625 Kg  de cereale; Prière de revoir les quantités prises de ces produits. Incohérence!! Dans ce ménage, chaque individus consomme par jour 22.625 Kg  de cereale; Prière de revoir les quantités prises de ces produits. Le prix d'achat unitaire (80 Fcfa) de Sel en Kg de taille  taille unique  est très faible, prière de regarder les reponses prises dans les questions s07bq07a s07bq07b s07bq07c s07bq08 pour mieux corriger.</w:t>
+        <w:t>- Attention ! Le prix unitaire d'achat (50 Fcfa) de Patate douce en Pièce (Moyen) est relativement faible par rapport aux autres prix observés dans cette zone. Prière de corriger ou de confirmer avec le QG. Attention ! Le prix unitaire d'achat (75 Fcfa) de Cube alimentaire (Maggi, Jumbo, ) en Pièce (Petit) est relativement élevé par rapport aux autres prix observés dans cette zone. Prière de corriger ou de confirmer avec le QG. Attention ! Soupçons de quantité anormale! Le ménage de OUSMANE  LY avec une taille de 10 personnes a consommé 14 Sachets en Petit de Poivre qui est relativement élevé comme consommation par rapport à la condition de vie des autres ménages de même taille dans cette zone. Prière de corriger ou de confirmer avec le QG. Avertissement!! La quantité (3.5 litre) du produit Huile de soja  consommée  par le ménage semble très élevé, prière de corriger ou confirmer avec le QG. Avertissement!!! Le ménage a consommé 14 Paquet Tres petit de Thé en sachet, cette quantité semble anormale pour une consommation des 7 derniers jours.Prière de corriger ou de confirmer avec le QG. Avertissement!! le prix unitaire (125 Fcfa) de Thé en sachet (unité: Paquet) de taille Tres petit est très faible ou élevé. Prière de corriger ou de confirmer avec le QG. Incohérence!! Dans ce ménage, chaque individus consomme par jour 38.28928 Kg  de cereale; Prière de revoir les quantités prises de ces produits. Incohérence!! Dans ce ménage, chaque individus consomme par jour 38.28928 Kg  de cereale; Prière de revoir les quantités prises de ces produits. Le prix d'achat unitaire (80 Fcfa) de Sel en Kg de taille  taille unique  est très faible, prière de regarder les reponses prises dans les questions s07bq07a s07bq07b s07bq07c s07bq08 pour mieux corriger.</w:t>
       </w:r>
     </w:p>
     <w:p>
@@ -2880,7 +2880,7 @@
         <w:rPr>
           <w:sz w:val="20"/>
         </w:rPr>
-        <w:t>- Attention ! Le prix unitaire d'achat (150 Fcfa) de Concentré de tomate en Sachets industriel (Moyen) est relativement élevé par rapport aux autres prix observés dans cette zone. Prière de corriger ou de confirmer avec le QG. Attention ! Le prix unitaire d'achat (200 Fcfa) de Niébé/Haricots secs en Sachets (Moyen) est relativement élevé par rapport aux autres prix observés dans cette zone. Prière de corriger ou de confirmer avec le QG. Incohérence!! Dans ce ménage, chaque individus consomme par jour 28.41357 Kg  de cereale; Prière de revoir les quantités prises de ces produits.</w:t>
+        <w:t>- Attention ! Le prix unitaire d'achat (200 Fcfa) de Gombo en poudre en Sachets (Petit) est relativement élevé par rapport aux autres prix observés dans cette zone. Prière de corriger ou de confirmer avec le QG. Attention ! Le prix unitaire d'achat (200 Fcfa) de Niébé/Haricots secs en Sachets (Moyen) est relativement élevé par rapport aux autres prix observés dans cette zone. Prière de corriger ou de confirmer avec le QG. Incohérence!! Dans ce ménage, chaque individus consomme par jour 53.86661 Kg  de cereale; Prière de revoir les quantités prises de ces produits.</w:t>
       </w:r>
     </w:p>
     <w:p>
@@ -2943,7 +2943,7 @@
         <w:rPr>
           <w:sz w:val="20"/>
         </w:rPr>
-        <w:t xml:space="preserve">- Attention ! Fer à repasser à charbon a été revendu à 5000 Fcfa qui est relativement élevé par rapport aux autres prix de revente observés dans cette zone. Prière de corriger ou de confirmer avec le QG. </w:t>
+        <w:t xml:space="preserve">- Attention ! Fer à repasser à charbon a été achété à 10000 Fcfa est relativement élevé par rapport aux autres prix d'achat observés dans cette zone. Prière de corriger ou de confirmer avec le QG. Attention ! Fer à repasser à charbon a été revendu à 5000 Fcfa qui est relativement élevé par rapport aux autres prix de revente observés dans cette zone. Prière de corriger ou de confirmer avec le QG. </w:t>
         <w:br/>
         <w:t xml:space="preserve">- Avertissement!!! Le prix d'achat (3000) de l'article  Bicyclette, vélo de course est inférieur aux prix de revente (20000)  avec l'âge du bien atteignant 2 ans. Prière de vérifier ou confirmer avec l'enquêté et mettre les bonnes valeurs après verification, s'il le faut. </w:t>
         <w:br/>
@@ -3525,7 +3525,7 @@
         <w:rPr>
           <w:sz w:val="20"/>
         </w:rPr>
-        <w:t>- Attention ! Le prix unitaire d'achat (200 Fcfa) de Carpe séchée en Morceau (Portion) (Moyen) est relativement élevé par rapport aux autres prix observés dans cette zone. Prière de corriger ou de confirmer avec le QG. Attention ! Le prix unitaire d'achat (250 Fcfa) de Tamarin noir en Sachets (Moyen) est relativement élevé par rapport aux autres prix observés dans cette zone. Prière de corriger ou de confirmer avec le QG. Avertissement!! La quantité (21 litre) du produit Huile de soja  consommée  par le ménage semble très élevé, prière de corriger ou confirmer avec le QG. Avertissement!!! Le ménage a consommé 10.5 Kg taille unique de Sucre en poudre , cette quantité semble anormale pour une consommation des 7 derniers jours.Prière de corriger ou de confirmer avec le QG. Avertissement!!! Le ménage a consommé 15 Kg taille unique de Capitaine frais, cette quantité semble anormale pour une consommation des 7 derniers jours.Prière de corriger ou de confirmer avec le QG. Attention ! Le prix unitaire d'achat (500 Fcfa) de Capitaine frais en Kg (taille unique) est relativement faible par rapport aux autres prix observés dans cette zone. Prière de corriger ou de confirmer avec le QG. Avertissement!!! Le ménage a consommé 15 Paquet Petit de Caramel, bonbons, confiseries, etc., cette quantité semble anormale pour une consommation des 7 derniers jours.Prière de corriger ou de confirmer avec le QG. Avertissement!!!Le ménage a consommé 49 miche de Moyen de Pain moderne (Baguette)  ce qui semble incoherent pour une consommation aucours des 7 derniers jours, prière de verifier et corriger. Incohérence!! Dans ce ménage, chaque individus consomme par jour 18.66725 Kg  de cereale; Prière de revoir les quantités prises de ces produits. Incohérence!! Dans ce ménage, chaque individus consomme par jour 18.66725 Kg  de cereale; Prière de revoir les quantités prises de ces produits. Incohérence!! Dans ce ménage, chaque individus consomme par jour 18.66725 Kg  de cereale; Prière de revoir les quantités prises de ces produits. Le prix d'achat unitaire (12000 Fcfa) de Poisson frais type 11 en Kg de taille taille unique prière de regarder les reponses prises dans les questions s07bq07a s07bq07b s07bq07c s07bq08 pour mieux corriger.</w:t>
+        <w:t>- Attention ! Le prix unitaire d'achat (200 Fcfa) de Carpe séchée en Morceau (Portion) (Moyen) est relativement élevé par rapport aux autres prix observés dans cette zone. Prière de corriger ou de confirmer avec le QG. Attention ! Le prix unitaire d'achat (250 Fcfa) de Tamarin noir en Sachets (Moyen) est relativement élevé par rapport aux autres prix observés dans cette zone. Prière de corriger ou de confirmer avec le QG. Avertissement!! La quantité (21 litre) du produit Huile de soja  consommée  par le ménage semble très élevé, prière de corriger ou confirmer avec le QG. Avertissement!!! Le ménage a consommé 10.5 Kg taille unique de Sucre en poudre , cette quantité semble anormale pour une consommation des 7 derniers jours.Prière de corriger ou de confirmer avec le QG. Avertissement!!! Le ménage a consommé 15 Kg taille unique de Capitaine frais, cette quantité semble anormale pour une consommation des 7 derniers jours.Prière de corriger ou de confirmer avec le QG. Attention ! Le prix unitaire d'achat (500 Fcfa) de Capitaine frais en Kg (taille unique) est relativement faible par rapport aux autres prix observés dans cette zone. Prière de corriger ou de confirmer avec le QG. Avertissement!!! Le ménage a consommé 15 Paquet Petit de Caramel, bonbons, confiseries, etc., cette quantité semble anormale pour une consommation des 7 derniers jours.Prière de corriger ou de confirmer avec le QG. Avertissement!!!Le ménage a consommé 49 miche de Moyen de Pain moderne (Baguette)  ce qui semble incoherent pour une consommation aucours des 7 derniers jours, prière de verifier et corriger. Incohérence!! Dans ce ménage, chaque individus consomme par jour 30.27539 Kg  de cereale; Prière de revoir les quantités prises de ces produits. Incohérence!! Dans ce ménage, chaque individus consomme par jour 30.27539 Kg  de cereale; Prière de revoir les quantités prises de ces produits. Incohérence!! Dans ce ménage, chaque individus consomme par jour 30.27539 Kg  de cereale; Prière de revoir les quantités prises de ces produits. Le prix d'achat unitaire (12000 Fcfa) de Poisson frais type 11 en Kg de taille taille unique prière de regarder les reponses prises dans les questions s07bq07a s07bq07b s07bq07c s07bq08 pour mieux corriger.</w:t>
       </w:r>
     </w:p>
     <w:p>
@@ -3632,7 +3632,7 @@
         <w:rPr>
           <w:sz w:val="20"/>
         </w:rPr>
-        <w:t xml:space="preserve">- Attention ! Antenne parabolique / décodeur a été achété à 30000 Fcfa est relativement élevé par rapport aux autres prix d'achat observés dans cette zone. Prière de corriger ou de confirmer avec le QG. </w:t>
+        <w:t xml:space="preserve">- Attention ! Antenne parabolique / décodeur a été achété à 30000 Fcfa est relativement élevé par rapport aux autres prix d'achat observés dans cette zone. Prière de corriger ou de confirmer avec le QG. Attention ! Antenne parabolique / décodeur a été revendu à 25000 Fcfa qui est relativement élevé par rapport aux autres prix de revente observés dans cette zone. Prière de corriger ou de confirmer avec le QG. </w:t>
         <w:br/>
         <w:t xml:space="preserve">- Attention ! Armoires et autres meubles a été achété à 700000 Fcfa est relativement élevé par rapport aux autres prix d'achat observés dans cette zone. Prière de corriger ou de confirmer avec le QG. Attention ! Armoires et autres meubles a été revendu à 500000 Fcfa qui est relativement élevé par rapport aux autres prix de revente observés dans cette zone. Prière de corriger ou de confirmer avec le QG. </w:t>
         <w:br/>
@@ -3640,7 +3640,7 @@
         <w:br/>
         <w:t xml:space="preserve">- Attention ! Fer à repasser à charbon a été achété à 30000 Fcfa est relativement élevé par rapport aux autres prix d'achat observés dans cette zone. Prière de corriger ou de confirmer avec le QG. Attention ! Fer à repasser à charbon a été revendu à 20000 Fcfa qui est relativement élevé par rapport aux autres prix de revente observés dans cette zone. Prière de corriger ou de confirmer avec le QG. </w:t>
         <w:br/>
-        <w:t>- Attention ! Salon  (Fauteuils et table basse) a été revendu à 400000 Fcfa qui est relativement élevé par rapport aux autres prix de revente observés dans cette zone. Prière de corriger ou de confirmer avec le QG.</w:t>
+        <w:t>- Attention ! Salon  (Fauteuils et table basse) a été achété à 600000 Fcfa est relativement élevé par rapport aux autres prix d'achat observés dans cette zone. Prière de corriger ou de confirmer avec le QG. Attention ! Salon  (Fauteuils et table basse) a été revendu à 400000 Fcfa qui est relativement élevé par rapport aux autres prix de revente observés dans cette zone. Prière de corriger ou de confirmer avec le QG.</w:t>
       </w:r>
     </w:p>
     <w:p>
@@ -4234,7 +4234,7 @@
         <w:rPr>
           <w:sz w:val="20"/>
         </w:rPr>
-        <w:t>- Attention ! Le prix unitaire d'achat (100 Fcfa) de Aubergine sauvage  en Pièce (Petit) est relativement élevé par rapport aux autres prix observés dans cette zone. Prière de corriger ou de confirmer avec le QG. Attention ! Le prix unitaire d'achat (25 Fcfa) de Ail en Sachets (Petit) est relativement faible par rapport aux autres prix observés dans cette zone. Prière de corriger ou de confirmer avec le QG. Avertissement!! La quantité (3.5 litre) du produit Huile de soja  consommée  par le ménage semble très élevé, prière de corriger ou confirmer avec le QG. Attention ! Le prix unitaire d'achat (466.6667 Fcfa) de Huile de soja  en Litre (taille unique) est relativement faible par rapport aux autres prix observés dans cette zone. Prière de corriger ou de confirmer avec le QG. Avertissement!!! Le ménage a consommé 14 Cuillère Tres petit de Chocolat pâte à tartiner, cette quantité semble anormale pour une consommation des 7 derniers jours.Prière de corriger ou de confirmer avec le QG. Avertissement!!! Le ménage a consommé 14 Paquet Petit de Thé en sachet, cette quantité semble anormale pour une consommation des 7 derniers jours.Prière de corriger ou de confirmer avec le QG. Avertissement!! le prix unitaire (100 Fcfa) de Thé en sachet (unité: Paquet) de taille Petit est très faible ou élevé. Prière de corriger ou de confirmer avec le QG. Avertissement!!! Le ménage a consommé 14 Pièce Petit de Caramel, bonbons, confiseries, etc., cette quantité semble anormale pour une consommation des 7 derniers jours.Prière de corriger ou de confirmer avec le QG. Avertissement!!! Le ménage a consommé 42 Pièce Petit de Cube alimentaire (Maggi, Jumbo, ), cette quantité semble anormale pour une consommation des 7 derniers jours.Prière de corriger ou de confirmer avec le QG. Attention ! Le prix unitaire d'achat (25 Fcfa) de Cube alimentaire (Maggi, Jumbo, ) en Pièce (Petit) est relativement faible par rapport aux autres prix observés dans cette zone. Prière de corriger ou de confirmer avec le QG. Incohérence!! Dans ce ménage, chaque individus consomme par jour 17.64876 Kg  de cereale; Prière de revoir les quantités prises de ces produits. Incohérence!! Dans ce ménage, chaque individus consomme par jour 17.64876 Kg  de cereale; Prière de revoir les quantités prises de ces produits. Incohérence!! Dans ce ménage, chaque individus consomme par jour 17.64876 Kg  de cereale; Prière de revoir les quantités prises de ces produits.</w:t>
+        <w:t>- Attention ! Le prix unitaire d'achat (100 Fcfa) de Aubergine sauvage  en Pièce (Petit) est relativement élevé par rapport aux autres prix observés dans cette zone. Prière de corriger ou de confirmer avec le QG. Attention ! Le prix unitaire d'achat (125 Fcfa) de Œufs frais en Pièce (taille unique) est relativement élevé par rapport aux autres prix observés dans cette zone. Prière de corriger ou de confirmer avec le QG. Attention ! Le prix unitaire d'achat (25 Fcfa) de Ail en Sachets (Petit) est relativement faible par rapport aux autres prix observés dans cette zone. Prière de corriger ou de confirmer avec le QG. Avertissement!! La quantité (3.5 litre) du produit Huile de soja  consommée  par le ménage semble très élevé, prière de corriger ou confirmer avec le QG. Attention ! Le prix unitaire d'achat (466.6667 Fcfa) de Huile de soja  en Litre (taille unique) est relativement faible par rapport aux autres prix observés dans cette zone. Prière de corriger ou de confirmer avec le QG. Avertissement!!! Le ménage a consommé 14 Cuillère Tres petit de Chocolat pâte à tartiner, cette quantité semble anormale pour une consommation des 7 derniers jours.Prière de corriger ou de confirmer avec le QG. Avertissement!!! Le ménage a consommé 14 Paquet Petit de Thé en sachet, cette quantité semble anormale pour une consommation des 7 derniers jours.Prière de corriger ou de confirmer avec le QG. Avertissement!! le prix unitaire (100 Fcfa) de Thé en sachet (unité: Paquet) de taille Petit est très faible ou élevé. Prière de corriger ou de confirmer avec le QG. Avertissement!!! Le ménage a consommé 14 Pièce Petit de Caramel, bonbons, confiseries, etc., cette quantité semble anormale pour une consommation des 7 derniers jours.Prière de corriger ou de confirmer avec le QG. Attention ! Le prix unitaire d'achat (50 Fcfa) de Caramel, bonbons, confiseries, etc. en Pièce (Petit) est relativement élevé par rapport aux autres prix observés dans cette zone. Prière de corriger ou de confirmer avec le QG. Avertissement!!! Le ménage a consommé 42 Pièce Petit de Cube alimentaire (Maggi, Jumbo, ), cette quantité semble anormale pour une consommation des 7 derniers jours.Prière de corriger ou de confirmer avec le QG. Attention ! Le prix unitaire d'achat (25 Fcfa) de Cube alimentaire (Maggi, Jumbo, ) en Pièce (Petit) est relativement faible par rapport aux autres prix observés dans cette zone. Prière de corriger ou de confirmer avec le QG. Incohérence!! Dans ce ménage, chaque individus consomme par jour 30.5321 Kg  de cereale; Prière de revoir les quantités prises de ces produits. Incohérence!! Dans ce ménage, chaque individus consomme par jour 30.5321 Kg  de cereale; Prière de revoir les quantités prises de ces produits. Incohérence!! Dans ce ménage, chaque individus consomme par jour 30.5321 Kg  de cereale; Prière de revoir les quantités prises de ces produits. Attention ! Le prix unitaire d'achat (350 Fcfa) de Riz importé parfumé en Kg (taille unique) est relativement faible par rapport aux autres prix observés dans cette zone. Prière de corriger ou de confirmer avec le QG.</w:t>
       </w:r>
     </w:p>
     <w:p>
@@ -4891,7 +4891,7 @@
         <w:rPr>
           <w:sz w:val="20"/>
         </w:rPr>
-        <w:t>- Attention ! Le prix unitaire d'achat (1500 Fcfa) de Capitaine frais en Kg (taille unique) est relativement élevé par rapport aux autres prix observés dans cette zone. Prière de corriger ou de confirmer avec le QG. Attention ! Le prix unitaire d'achat (300 Fcfa) de Oignon frais en Kg (taille unique) est relativement faible par rapport aux autres prix observés dans cette zone. Prière de corriger ou de confirmer avec le QG. Avertissement!! La quantité (14 litre) du produit Huile de soja  consommée  par le ménage semble très élevé, prière de corriger ou confirmer avec le QG. Avertissement!! le prix unitaire (125 Fcfa) de Thé en sachet (unité: Sachets) de taille Petit est très faible ou élevé. Prière de corriger ou de confirmer avec le QG. Avertissement!!! Le ménage a consommé 1 Seau de 20l taille unique de Pâte d'arachide, cette quantité semble anormale pour une consommation des 7 derniers jours, prière de verifier et corriger. Avertissement!!! Le ménage a consommé 42 Cube Petit de Cube alimentaire (Maggi, Jumbo, ), cette quantité semble anormale pour une consommation des 7 derniers jours.Prière de corriger ou de confirmer avec le QG. Incohérence!! Dans ce ménage, chaque individus consomme par jour 10.75137 Kg  de cereale; Prière de revoir les quantités prises de ces produits. Incohérence!! Dans ce ménage, chaque individus consomme par jour 10.75137 Kg  de cereale; Prière de revoir les quantités prises de ces produits. Le ménage a consommé 1 Sac (50 Kg) taille unique de Maïs en grain, cette quantité semble anormale pour une consommation des 7 derniers jours. prière de verifier et corriger ou confirmer avec le QG.</w:t>
+        <w:t>- Attention ! Le prix unitaire d'achat (100 Fcfa) de Feuilles de patate en Sachets (Petit) est relativement élevé par rapport aux autres prix observés dans cette zone. Prière de corriger ou de confirmer avec le QG. Attention ! Le prix unitaire d'achat (300 Fcfa) de Oignon frais en Kg (taille unique) est relativement faible par rapport aux autres prix observés dans cette zone. Prière de corriger ou de confirmer avec le QG. Avertissement!! La quantité (14 litre) du produit Huile de soja  consommée  par le ménage semble très élevé, prière de corriger ou confirmer avec le QG. Avertissement!! le prix unitaire (125 Fcfa) de Thé en sachet (unité: Sachets) de taille Petit est très faible ou élevé. Prière de corriger ou de confirmer avec le QG. Avertissement!!! Le ménage a consommé 1 Seau de 20l taille unique de Pâte d'arachide, cette quantité semble anormale pour une consommation des 7 derniers jours, prière de verifier et corriger. Avertissement!!! Le ménage a consommé 42 Cube Petit de Cube alimentaire (Maggi, Jumbo, ), cette quantité semble anormale pour une consommation des 7 derniers jours.Prière de corriger ou de confirmer avec le QG. Incohérence!! Dans ce ménage, chaque individus consomme par jour 17.35577 Kg  de cereale; Prière de revoir les quantités prises de ces produits. Incohérence!! Dans ce ménage, chaque individus consomme par jour 17.35577 Kg  de cereale; Prière de revoir les quantités prises de ces produits. Le ménage a consommé 1 Sac (50 Kg) taille unique de Maïs en grain, cette quantité semble anormale pour une consommation des 7 derniers jours. prière de verifier et corriger ou confirmer avec le QG.</w:t>
       </w:r>
     </w:p>
     <w:p>
@@ -5480,7 +5480,7 @@
         <w:rPr>
           <w:sz w:val="20"/>
         </w:rPr>
-        <w:t>- Avertissement!!! Le ménage a consommé 3 Paquet Moyen de Thé en sachet, cette quantité semble anormale pour une consommation des 7 derniers jours.Prière de corriger ou de confirmer avec le QG. Avertissement!! le prix unitaire (100 Fcfa) de Thé en sachet (unité: Paquet) de taille Moyen est très faible ou élevé. Prière de corriger ou de confirmer avec le QG. Incohérence!! Dans ce ménage, chaque individus consomme par jour 34.74691 Kg  de cereale; Prière de revoir les quantités prises de ces produits.</w:t>
+        <w:t>- Attention ! Le prix unitaire d'achat (1500 Fcfa) de Capitaine frais en Tas (Moyen) est relativement élevé par rapport aux autres prix observés dans cette zone. Prière de corriger ou de confirmer avec le QG. Avertissement!!! Le ménage a consommé 3 Paquet Moyen de Thé en sachet, cette quantité semble anormale pour une consommation des 7 derniers jours.Prière de corriger ou de confirmer avec le QG. Avertissement!! le prix unitaire (100 Fcfa) de Thé en sachet (unité: Paquet) de taille Moyen est très faible ou élevé. Prière de corriger ou de confirmer avec le QG. Incohérence!! Dans ce ménage, chaque individus consomme par jour 67.68143 Kg  de cereale; Prière de revoir les quantités prises de ces produits.</w:t>
       </w:r>
     </w:p>
     <w:p>
@@ -6441,7 +6441,7 @@
         <w:rPr>
           <w:sz w:val="20"/>
         </w:rPr>
-        <w:t>- Attention ! Le prix unitaire d'achat (200 Fcfa) de Carotte en Pièce (Moyen) est relativement élevé par rapport aux autres prix observés dans cette zone. Prière de corriger ou de confirmer avec le QG. Attention ! Le prix unitaire d'achat (200 Fcfa) de Choux en Pièce (Moyen) est relativement élevé par rapport aux autres prix observés dans cette zone. Prière de corriger ou de confirmer avec le QG. Attention ! Le prix unitaire d'achat (600 Fcfa) de Sucre en poudre  en Sachets (Moyen) est relativement élevé par rapport aux autres prix observés dans cette zone. Prière de corriger ou de confirmer avec le QG. Avertissement!!! Le ménage a consommé 7 Paquet Petit de Thé en sachet, cette quantité semble anormale pour une consommation des 7 derniers jours.Prière de corriger ou de confirmer avec le QG. Avertissement!! le prix unitaire (100 Fcfa) de Thé en sachet (unité: Paquet) de taille Petit est très faible ou élevé. Prière de corriger ou de confirmer avec le QG. Incohérence!! Dans ce ménage, chaque individus consomme par jour 9.311225 Kg  de cereale; Prière de revoir les quantités prises de ces produits.</w:t>
+        <w:t>- Attention ! Le prix unitaire d'achat (200 Fcfa) de Carotte en Pièce (Moyen) est relativement élevé par rapport aux autres prix observés dans cette zone. Prière de corriger ou de confirmer avec le QG. Attention ! Le prix unitaire d'achat (200 Fcfa) de Choux en Pièce (Moyen) est relativement élevé par rapport aux autres prix observés dans cette zone. Prière de corriger ou de confirmer avec le QG. Attention ! Le prix unitaire d'achat (600 Fcfa) de Arachides pilées en Sachets (Moyen) est relativement élevé par rapport aux autres prix observés dans cette zone. Prière de corriger ou de confirmer avec le QG. Attention ! Le prix unitaire d'achat (600 Fcfa) de Sucre en poudre  en Sachets (Moyen) est relativement élevé par rapport aux autres prix observés dans cette zone. Prière de corriger ou de confirmer avec le QG. Avertissement!!! Le ménage a consommé 7 Paquet Petit de Thé en sachet, cette quantité semble anormale pour une consommation des 7 derniers jours.Prière de corriger ou de confirmer avec le QG. Avertissement!! le prix unitaire (100 Fcfa) de Thé en sachet (unité: Paquet) de taille Petit est très faible ou élevé. Prière de corriger ou de confirmer avec le QG. Incohérence!! Dans ce ménage, chaque individus consomme par jour 15.56939 Kg  de cereale; Prière de revoir les quantités prises de ces produits.</w:t>
       </w:r>
     </w:p>
     <w:p>
@@ -7078,7 +7078,7 @@
         <w:rPr>
           <w:sz w:val="20"/>
         </w:rPr>
-        <w:t>- Avertissement!! La quantité (3.5 litre) du produit Huile de soja  consommée  par le ménage semble très élevé, prière de corriger ou confirmer avec le QG. Avertissement!!! Le ménage a consommé 7 Paquet Moyen de Thé en sachet, cette quantité semble anormale pour une consommation des 7 derniers jours.Prière de corriger ou de confirmer avec le QG. Avertissement!! le prix unitaire (100 Fcfa) de Thé en sachet (unité: Paquet) de taille Moyen est très faible ou élevé. Prière de corriger ou de confirmer avec le QG. Incohérence!! Dans ce ménage, chaque individus consomme par jour 26.07524 Kg  de cereale; Prière de revoir les quantités prises de ces produits.</w:t>
+        <w:t>- Avertissement!! La quantité (3.5 litre) du produit Huile de soja  consommée  par le ménage semble très élevé, prière de corriger ou confirmer avec le QG. Avertissement!!! Le ménage a consommé 7 Paquet Moyen de Thé en sachet, cette quantité semble anormale pour une consommation des 7 derniers jours.Prière de corriger ou de confirmer avec le QG. Avertissement!! le prix unitaire (100 Fcfa) de Thé en sachet (unité: Paquet) de taille Moyen est très faible ou élevé. Prière de corriger ou de confirmer avec le QG. Incohérence!! Dans ce ménage, chaque individus consomme par jour 67.18032 Kg  de cereale; Prière de revoir les quantités prises de ces produits.</w:t>
       </w:r>
     </w:p>
     <w:p>
